--- a/public/resume/frontend/abubakar-khawaja-frontend-engineer-resume.docx
+++ b/public/resume/frontend/abubakar-khawaja-frontend-engineer-resume.docx
@@ -52,7 +52,7 @@
       <w:pPr>
         <w:spacing w:after="80"/>
       </w:pPr>
-      <w:hyperlink w:history="1" r:id="rId70rgzy67xmpp8n5ozxhfq">
+      <w:hyperlink w:history="1" r:id="rIdhvmju-8pcff9vdegvfeyw">
         <w:r>
           <w:rPr>
             <w:rStyle w:val="Hyperlink"/>
@@ -72,7 +72,7 @@
         </w:rPr>
         <w:t xml:space="preserve">  •  </w:t>
       </w:r>
-      <w:hyperlink w:history="1" r:id="rId_by3ymdfv9vfvaqbq4hpg">
+      <w:hyperlink w:history="1" r:id="rIdb2tk_1vjhmb-sircew6kr">
         <w:r>
           <w:rPr>
             <w:rStyle w:val="Hyperlink"/>
@@ -92,7 +92,7 @@
         </w:rPr>
         <w:t xml:space="preserve">  •  </w:t>
       </w:r>
-      <w:hyperlink w:history="1" r:id="rIdkodp9opupxhrdfhpen2sa">
+      <w:hyperlink w:history="1" r:id="rIdc4v2di_hxxyzbnr2zqd6h">
         <w:r>
           <w:rPr>
             <w:rStyle w:val="Hyperlink"/>
@@ -199,7 +199,7 @@
           <w:sz w:val="19"/>
           <w:szCs w:val="19"/>
         </w:rPr>
-        <w:t xml:space="preserve">Built LLM features into client products, including a chat intake assistant for law firms running on fine-tuned language models, and NLP patient-insight features for a telehealth platform.</w:t>
+        <w:t xml:space="preserve">Built LLM features into client products, including a chat intake assistant for law firms running on fine-tuned language models, and patient-insight features for a telehealth platform.</w:t>
       </w:r>
     </w:p>
     <w:p>
@@ -307,7 +307,7 @@
           <w:sz w:val="20"/>
           <w:szCs w:val="20"/>
         </w:rPr>
-        <w:t xml:space="preserve">Senior Frontend Engineer | Arbisoft</w:t>
+        <w:t xml:space="preserve">Senior Software Engineer | Arbisoft</w:t>
       </w:r>
       <w:r>
         <w:rPr>
@@ -591,24 +591,6 @@
     </w:p>
     <w:p>
       <w:pPr>
-        <w:pStyle w:val="ListParagraph"/>
-        <w:numPr>
-          <w:ilvl w:val="0"/>
-          <w:numId w:val="2"/>
-        </w:numPr>
-        <w:spacing w:after="10"/>
-      </w:pPr>
-      <w:r>
-        <w:rPr>
-          <w:rFonts w:ascii="Arial" w:cs="Arial" w:eastAsia="Arial" w:hAnsi="Arial"/>
-          <w:sz w:val="19"/>
-          <w:szCs w:val="19"/>
-        </w:rPr>
-        <w:t xml:space="preserve">Built the frontend on the Next.js App Router with React Server Components, keeping data fetching on the server.</w:t>
-      </w:r>
-    </w:p>
-    <w:p>
-      <w:pPr>
         <w:spacing w:after="15" w:before="40"/>
       </w:pPr>
       <w:r>
@@ -825,7 +807,7 @@
           <w:sz w:val="19"/>
           <w:szCs w:val="19"/>
         </w:rPr>
-        <w:t xml:space="preserve">JavaScript (ES6+), TypeScript, Python, SQL, HTML5, CSS3/SCSS</w:t>
+        <w:t xml:space="preserve">JavaScript (ES6+), TypeScript, Python, SQL, HTML5, CSS3</w:t>
       </w:r>
     </w:p>
     <w:p>
@@ -917,7 +899,7 @@
           <w:sz w:val="19"/>
           <w:szCs w:val="19"/>
         </w:rPr>
-        <w:t xml:space="preserve">ChatGPT, GitHub Copilot, Cursor, Claude Code, Codex, Prompt Engineering, AI-Assisted Development</w:t>
+        <w:t xml:space="preserve">ChatGPT, GitHub Copilot, Cursor, Claude Code, Codex, AI-Assisted Development</w:t>
       </w:r>
     </w:p>
     <w:p>
@@ -1099,7 +1081,7 @@
           <w:sz w:val="19"/>
           <w:szCs w:val="19"/>
         </w:rPr>
-        <w:t xml:space="preserve">The AI Engineer Path &amp; Prompt Engineering for Web Developers — Scrimba (July 2026)</w:t>
+        <w:t xml:space="preserve">The AI Engineer Path &amp; Prompt Engineering for Web Developers - Scrimba (July 2026)</w:t>
       </w:r>
     </w:p>
     <w:sectPr>

--- a/public/resume/frontend/abubakar-khawaja-frontend-engineer-resume.docx
+++ b/public/resume/frontend/abubakar-khawaja-frontend-engineer-resume.docx
@@ -52,7 +52,7 @@
       <w:pPr>
         <w:spacing w:after="80"/>
       </w:pPr>
-      <w:hyperlink w:history="1" r:id="rIdhvmju-8pcff9vdegvfeyw">
+      <w:hyperlink w:history="1" r:id="rId_oqi03tomvkot4ugwyjp7">
         <w:r>
           <w:rPr>
             <w:rStyle w:val="Hyperlink"/>
@@ -72,7 +72,7 @@
         </w:rPr>
         <w:t xml:space="preserve">  •  </w:t>
       </w:r>
-      <w:hyperlink w:history="1" r:id="rIdb2tk_1vjhmb-sircew6kr">
+      <w:hyperlink w:history="1" r:id="rIdkevh0oenbjahryhwfxgvp">
         <w:r>
           <w:rPr>
             <w:rStyle w:val="Hyperlink"/>
@@ -92,7 +92,7 @@
         </w:rPr>
         <w:t xml:space="preserve">  •  </w:t>
       </w:r>
-      <w:hyperlink w:history="1" r:id="rIdc4v2di_hxxyzbnr2zqd6h">
+      <w:hyperlink w:history="1" r:id="rIdqkupokv13olxhidp1y_zz">
         <w:r>
           <w:rPr>
             <w:rStyle w:val="Hyperlink"/>

--- a/public/resume/frontend/abubakar-khawaja-frontend-engineer-resume.docx
+++ b/public/resume/frontend/abubakar-khawaja-frontend-engineer-resume.docx
@@ -31,12 +31,12 @@
           <w:sz w:val="22"/>
           <w:szCs w:val="22"/>
         </w:rPr>
-        <w:t xml:space="preserve">Senior AI Frontend Engineer | React | Next.js | TypeScript | LLM &amp; Agent Interfaces</w:t>
-      </w:r>
-    </w:p>
-    <w:p>
-      <w:pPr>
-        <w:spacing w:after="20"/>
+        <w:t xml:space="preserve">Senior Frontend Engineer | React | Next.js | TypeScript | LLM &amp; Agent Interfaces</w:t>
+      </w:r>
+    </w:p>
+    <w:p>
+      <w:pPr>
+        <w:spacing w:after="80"/>
       </w:pPr>
       <w:r>
         <w:rPr>
@@ -45,14 +45,18 @@
           <w:sz w:val="18"/>
           <w:szCs w:val="18"/>
         </w:rPr>
-        <w:t xml:space="preserve">abubakar-dev@hotmail.com  •  +92-334-9858841</w:t>
-      </w:r>
-    </w:p>
-    <w:p>
-      <w:pPr>
-        <w:spacing w:after="80"/>
-      </w:pPr>
-      <w:hyperlink w:history="1" r:id="rId_oqi03tomvkot4ugwyjp7">
+        <w:t xml:space="preserve">abubakarrkhawaj@gmail.com</w:t>
+      </w:r>
+      <w:r>
+        <w:rPr>
+          <w:rFonts w:ascii="Arial" w:cs="Arial" w:eastAsia="Arial" w:hAnsi="Arial"/>
+          <w:color w:val="444444"/>
+          <w:sz w:val="18"/>
+          <w:szCs w:val="18"/>
+        </w:rPr>
+        <w:t xml:space="preserve">  •  </w:t>
+      </w:r>
+      <w:hyperlink w:history="1" r:id="rIdppp3mcwoe_9uefoevfbai">
         <w:r>
           <w:rPr>
             <w:rStyle w:val="Hyperlink"/>
@@ -60,7 +64,7 @@
             <w:sz w:val="18"/>
             <w:szCs w:val="18"/>
           </w:rPr>
-          <w:t xml:space="preserve">linkedin.com/in/abubakar-khawaja-008483183</w:t>
+          <w:t xml:space="preserve">LinkedIn</w:t>
         </w:r>
       </w:hyperlink>
       <w:r>
@@ -72,7 +76,7 @@
         </w:rPr>
         <w:t xml:space="preserve">  •  </w:t>
       </w:r>
-      <w:hyperlink w:history="1" r:id="rIdkevh0oenbjahryhwfxgvp">
+      <w:hyperlink w:history="1" r:id="rIdwfyyf00i1zmbxievbdp52">
         <w:r>
           <w:rPr>
             <w:rStyle w:val="Hyperlink"/>
@@ -80,7 +84,7 @@
             <w:sz w:val="18"/>
             <w:szCs w:val="18"/>
           </w:rPr>
-          <w:t xml:space="preserve">github.com/Abuubkar</w:t>
+          <w:t xml:space="preserve">GitHub</w:t>
         </w:r>
       </w:hyperlink>
       <w:r>
@@ -92,7 +96,7 @@
         </w:rPr>
         <w:t xml:space="preserve">  •  </w:t>
       </w:r>
-      <w:hyperlink w:history="1" r:id="rIdqkupokv13olxhidp1y_zz">
+      <w:hyperlink w:history="1" r:id="rIdr19cc5zus8cvb3dvc2wit">
         <w:r>
           <w:rPr>
             <w:rStyle w:val="Hyperlink"/>
@@ -100,13 +104,14 @@
             <w:sz w:val="18"/>
             <w:szCs w:val="18"/>
           </w:rPr>
-          <w:t xml:space="preserve">abuubkar.github.io</w:t>
+          <w:t xml:space="preserve">Portfolio</w:t>
         </w:r>
       </w:hyperlink>
     </w:p>
     <w:p>
       <w:pPr>
         <w:pStyle w:val="Heading1"/>
+        <w:keepNext/>
         <w:pBdr>
           <w:bottom w:val="single" w:color="1F4E79" w:sz="6" w:space="2"/>
         </w:pBdr>
@@ -140,6 +145,7 @@
     <w:p>
       <w:pPr>
         <w:pStyle w:val="Heading1"/>
+        <w:keepNext/>
         <w:pBdr>
           <w:bottom w:val="single" w:color="1F4E79" w:sz="6" w:space="2"/>
         </w:pBdr>
@@ -159,6 +165,7 @@
     </w:p>
     <w:p>
       <w:pPr>
+        <w:keepNext/>
         <w:tabs>
           <w:tab w:val="right" w:pos="9026"/>
         </w:tabs>
@@ -181,7 +188,7 @@
           <w:sz w:val="19"/>
           <w:szCs w:val="19"/>
         </w:rPr>
-        <w:t xml:space="preserve">	Sept 2025 – Present</w:t>
+        <w:t xml:space="preserve">	Sept 2025 - Present</w:t>
       </w:r>
     </w:p>
     <w:p>
@@ -294,6 +301,7 @@
     </w:p>
     <w:p>
       <w:pPr>
+        <w:keepNext/>
         <w:tabs>
           <w:tab w:val="right" w:pos="9026"/>
         </w:tabs>
@@ -316,7 +324,7 @@
           <w:sz w:val="19"/>
           <w:szCs w:val="19"/>
         </w:rPr>
-        <w:t xml:space="preserve">	July 2021 – Apr 2026</w:t>
+        <w:t xml:space="preserve">	July 2021 - Apr 2026</w:t>
       </w:r>
     </w:p>
     <w:p>
@@ -424,12 +432,13 @@
           <w:sz w:val="19"/>
           <w:szCs w:val="19"/>
         </w:rPr>
-        <w:t xml:space="preserve">Owned Sentry monitoring to cut production error volume: error triage with session replay, release and performance tracking, Slack and GitHub integration, and PII-safe payload encryption that keeps sensitive data out of captured events.</w:t>
+        <w:t xml:space="preserve">Owned Sentry monitoring to cut production error volume, with error triage through session replay, release and performance tracking, Slack and GitHub integration, and PII-safe payload encryption that keeps sensitive data out of captured events.</w:t>
       </w:r>
     </w:p>
     <w:p>
       <w:pPr>
         <w:pStyle w:val="Heading1"/>
+        <w:keepNext/>
         <w:pBdr>
           <w:bottom w:val="single" w:color="1F4E79" w:sz="6" w:space="2"/>
         </w:pBdr>
@@ -449,6 +458,7 @@
     </w:p>
     <w:p>
       <w:pPr>
+        <w:keepNext/>
         <w:spacing w:after="15" w:before="40"/>
       </w:pPr>
       <w:r>
@@ -547,6 +557,7 @@
     </w:p>
     <w:p>
       <w:pPr>
+        <w:keepNext/>
         <w:spacing w:after="15" w:before="40"/>
       </w:pPr>
       <w:r>
@@ -591,6 +602,7 @@
     </w:p>
     <w:p>
       <w:pPr>
+        <w:keepNext/>
         <w:spacing w:after="15" w:before="40"/>
       </w:pPr>
       <w:r>
@@ -671,6 +683,7 @@
     </w:p>
     <w:p>
       <w:pPr>
+        <w:keepNext/>
         <w:spacing w:after="15" w:before="40"/>
       </w:pPr>
       <w:r>
@@ -770,6 +783,7 @@
     <w:p>
       <w:pPr>
         <w:pStyle w:val="Heading1"/>
+        <w:keepNext/>
         <w:pBdr>
           <w:bottom w:val="single" w:color="1F4E79" w:sz="6" w:space="2"/>
         </w:pBdr>
@@ -997,6 +1011,7 @@
     <w:p>
       <w:pPr>
         <w:pStyle w:val="Heading1"/>
+        <w:keepNext/>
         <w:pBdr>
           <w:bottom w:val="single" w:color="1F4E79" w:sz="6" w:space="2"/>
         </w:pBdr>
@@ -1049,6 +1064,7 @@
     <w:p>
       <w:pPr>
         <w:pStyle w:val="Heading1"/>
+        <w:keepNext/>
         <w:pBdr>
           <w:bottom w:val="single" w:color="1F4E79" w:sz="6" w:space="2"/>
         </w:pBdr>

--- a/public/resume/frontend/abubakar-khawaja-frontend-engineer-resume.docx
+++ b/public/resume/frontend/abubakar-khawaja-frontend-engineer-resume.docx
@@ -31,7 +31,7 @@
           <w:sz w:val="22"/>
           <w:szCs w:val="22"/>
         </w:rPr>
-        <w:t xml:space="preserve">Senior Frontend Engineer | React | Next.js | TypeScript | LLM &amp; Agent Interfaces</w:t>
+        <w:t xml:space="preserve">Senior Frontend Engineer</w:t>
       </w:r>
     </w:p>
     <w:p>
@@ -56,7 +56,7 @@
         </w:rPr>
         <w:t xml:space="preserve">  •  </w:t>
       </w:r>
-      <w:hyperlink w:history="1" r:id="rIdppp3mcwoe_9uefoevfbai">
+      <w:hyperlink w:history="1" r:id="rIdfsxnkpa7rxgv_ldlqczj8">
         <w:r>
           <w:rPr>
             <w:rStyle w:val="Hyperlink"/>
@@ -76,7 +76,7 @@
         </w:rPr>
         <w:t xml:space="preserve">  •  </w:t>
       </w:r>
-      <w:hyperlink w:history="1" r:id="rIdwfyyf00i1zmbxievbdp52">
+      <w:hyperlink w:history="1" r:id="rId1qd86pthtzp20zeu4i4lv">
         <w:r>
           <w:rPr>
             <w:rStyle w:val="Hyperlink"/>
@@ -96,7 +96,7 @@
         </w:rPr>
         <w:t xml:space="preserve">  •  </w:t>
       </w:r>
-      <w:hyperlink w:history="1" r:id="rIdr19cc5zus8cvb3dvc2wit">
+      <w:hyperlink w:history="1" r:id="rIdag0pwxs2fpjhloecj0igm">
         <w:r>
           <w:rPr>
             <w:rStyle w:val="Hyperlink"/>
